--- a/ru/discovery-articles/7.4 Электромобили.docx
+++ b/ru/discovery-articles/7.4 Электромобили.docx
@@ -4,136 +4,103 @@
   <w:body>
     <w:p>
       <w:pPr>
-        <w:spacing w:before="0" w:after="80"/>
+        <w:pStyle w:val="Title"/>
+        <w:widowControl/>
       </w:pPr>
       <w:r>
-        <w:rPr>
-          <w:rFonts w:ascii="Calibri" w:hAnsi="Calibri" w:cs="Calibri"/>
-          <w:b/>
-          <w:color w:val="2E74B5"/>
-          <w:sz w:val="20"/>
-        </w:rPr>
-        <w:t>7. Новые и преобразующие технологии</w:t>
+        <w:t>7.4 Электромобили</w:t>
       </w:r>
     </w:p>
     <w:p>
       <w:pPr>
         <w:keepNext/>
-        <w:spacing w:before="0" w:after="120"/>
+        <w:widowControl/>
       </w:pPr>
       <w:r>
         <w:rPr>
-          <w:rFonts w:ascii="Calibri" w:hAnsi="Calibri" w:cs="Calibri"/>
-          <w:b/>
-          <w:color w:val="0B2545"/>
-          <w:sz w:val="48"/>
+          <w:sz w:val="20"/>
         </w:rPr>
-        <w:t>7.4 Электромобили</w:t>
+        <w:t>7. Новые технологии, меняющие мир</w:t>
       </w:r>
     </w:p>
     <w:p>
       <w:pPr>
-        <w:spacing w:before="0" w:after="200" w:line="276" w:lineRule="auto"/>
+        <w:keepNext/>
+        <w:widowControl/>
       </w:pPr>
       <w:r>
         <w:rPr>
-          <w:rFonts w:ascii="Calibri" w:hAnsi="Calibri" w:cs="Calibri"/>
-          <w:i/>
-          <w:color w:val="666666"/>
-          <w:sz w:val="21"/>
+          <w:sz w:val="20"/>
         </w:rPr>
-        <w:t>Период: 1880-е годы — первые электромобили; 1990-е годы — GM EV1; с 2008 года до наших дней — Tesla и современная эпоха электромобилей | Ключевые фигуры и проекты: Шарль Жанто — Франция, 1881 год; GM EV1 — 1996 год; Илон Маск и Мартин Эберхард — Tesla, основана в 2003 году</w:t>
+        <w:t>Период: 1880-е годы — ранние машины; 1990-е — GM EV1; с 2008 года — Tesla и современная эпоха | Основные участники: Шарль Жанто, Франция, 1881 год; GM EV1, 1996 год; Илон Маск и Мартин Эберхард, Tesla, 2003 год</w:t>
       </w:r>
     </w:p>
     <w:p>
       <w:pPr>
-        <w:spacing w:before="0" w:after="200" w:line="300" w:lineRule="auto"/>
+        <w:widowControl/>
       </w:pPr>
       <w:r>
-        <w:rPr>
-          <w:rFonts w:ascii="Calibri" w:hAnsi="Calibri" w:cs="Calibri"/>
-          <w:color w:val="0B2545"/>
-          <w:sz w:val="23"/>
-        </w:rPr>
-        <w:t>Электромобиль приводят в движение моторы, получающие энергию от бортовой батареи или другого электрического источника, а не от сгорания топлива в цилиндрах. После неудачного старта более века назад электрические машины вернулись благодаря прогрессу аккумуляторов.</w:t>
+        <w:t>Электромобиль движется за счёт электричества из бортовой батареи или другого источника, а не за счёт сжигания топлива в цилиндрах. После раннего подъёма более века назад этот транспорт вернулся благодаря совершенствованию аккумуляторов.</w:t>
       </w:r>
     </w:p>
     <w:p>
       <w:pPr>
         <w:pStyle w:val="Heading1"/>
+        <w:widowControl/>
       </w:pPr>
       <w:r>
-        <w:t>Ключевые факты</w:t>
+        <w:t>Кратко о главном</w:t>
       </w:r>
     </w:p>
     <w:p>
       <w:pPr>
-        <w:keepLines/>
-        <w:spacing w:after="80" w:line="300" w:lineRule="auto"/>
-        <w:numPr>
-          <w:ilvl w:val="0"/>
-          <w:numId w:val="10"/>
-        </w:numPr>
+        <w:pStyle w:val="ListBullet"/>
+        <w:widowControl/>
       </w:pPr>
       <w:r>
-        <w:t>На рубеже XIX–XX веков электромобили были распространены, но затем уступили дешёвым бензиновым машинам.</w:t>
+        <w:t>В 1890–1910-х электромобили были распространены, пока не победили дешёвые бензиновые.</w:t>
       </w:r>
     </w:p>
     <w:p>
       <w:pPr>
-        <w:keepLines/>
-        <w:spacing w:after="80" w:line="300" w:lineRule="auto"/>
-        <w:numPr>
-          <w:ilvl w:val="0"/>
-          <w:numId w:val="10"/>
-        </w:numPr>
+        <w:pStyle w:val="ListBullet"/>
+        <w:widowControl/>
       </w:pPr>
       <w:r>
-        <w:t>Электродвигатель с высокой эффективностью превращает электрический ток во вращение.</w:t>
+        <w:t>Электромотор с высокой эффективностью превращает ток во вращение.</w:t>
       </w:r>
     </w:p>
     <w:p>
       <w:pPr>
-        <w:keepLines/>
-        <w:spacing w:after="80" w:line="300" w:lineRule="auto"/>
-        <w:numPr>
-          <w:ilvl w:val="0"/>
-          <w:numId w:val="10"/>
-        </w:numPr>
+        <w:pStyle w:val="ListBullet"/>
+        <w:widowControl/>
       </w:pPr>
       <w:r>
-        <w:t>Современное возрождение электромобилей основано на литий-ионных батареях и силовой электронике.</w:t>
+        <w:t>Возрождение зависит от литийионных батарей и силовой электроники.</w:t>
       </w:r>
     </w:p>
     <w:p>
       <w:pPr>
-        <w:keepLines/>
-        <w:spacing w:after="80" w:line="300" w:lineRule="auto"/>
-        <w:numPr>
-          <w:ilvl w:val="0"/>
-          <w:numId w:val="10"/>
-        </w:numPr>
+        <w:pStyle w:val="ListBullet"/>
+        <w:widowControl/>
       </w:pPr>
       <w:r>
-        <w:t>Электромобили переносят часть выбросов из выхлопной трубы на электростанции и в добывающую промышленность.</w:t>
+        <w:t>Выбросы перемещаются от выхлопа к электростанции и добыче сырья.</w:t>
       </w:r>
     </w:p>
     <w:p>
       <w:pPr>
-        <w:keepLines/>
-        <w:spacing w:after="80" w:line="300" w:lineRule="auto"/>
-        <w:numPr>
-          <w:ilvl w:val="0"/>
-          <w:numId w:val="10"/>
-        </w:numPr>
+        <w:pStyle w:val="ListBullet"/>
+        <w:widowControl/>
       </w:pPr>
       <w:r>
-        <w:t>Для многих водителей главными практическими ограничениями остаются время зарядки и запас хода.</w:t>
+        <w:t>Для многих водителей ограничения — время зарядки и запас хода.</w:t>
       </w:r>
     </w:p>
     <w:p>
       <w:pPr>
         <w:pStyle w:val="Heading1"/>
+        <w:widowControl/>
       </w:pPr>
       <w:r>
         <w:t>Что это такое</w:t>
@@ -141,143 +108,101 @@
     </w:p>
     <w:p>
       <w:pPr>
-        <w:keepLines w:val="0"/>
+        <w:widowControl/>
       </w:pPr>
       <w:r>
-        <w:t>Электромобиль — это автомобиль, автобус или другое транспортное средство, которое движется с помощью электромоторов. В аккумуляторной машине энергия хранится в батарее из множества элементов, а контроллер регулирует её подачу на двигатели. В самом приводе бензин или дизельное топливо не сгорают.</w:t>
-      </w:r>
-    </w:p>
-    <w:p>
-      <w:pPr>
-        <w:keepLines w:val="0"/>
-      </w:pPr>
-      <w:r>
-        <w:t>Эффективность такой системы высока: значительно большая доля запасённой энергии превращается в движение, чем в обычном тепловом двигателе. По существу, современный электромобиль — это компьютер и аккумуляторная батарея на колёсах.</w:t>
+        <w:t xml:space="preserve">Электромобиль — это автомобиль, автобус или другое транспортное средство с электрическими двигателями. В аккумуляторном варианте блок элементов хранит энергию, а контроллер управляет её подачей к двигателям. Во время движения бензин не сгорает. Электропривод превращает в движение большую долю полученной энергии, чем обычный тепловой двигатель. Образно такой автомобиль можно назвать компьютером с батареей на колёсах.</w:t>
       </w:r>
     </w:p>
     <w:p>
       <w:pPr>
         <w:pStyle w:val="Heading1"/>
+        <w:widowControl/>
       </w:pPr>
       <w:r>
-        <w:t>Кто это открыл или изобрёл</w:t>
+        <w:t>Кто открыл или изобрёл</w:t>
       </w:r>
     </w:p>
     <w:p>
       <w:pPr>
-        <w:keepLines w:val="0"/>
+        <w:widowControl/>
       </w:pPr>
       <w:r>
-        <w:t>В конце XIX века изобретатели создали вполне пригодные электрические экипажи, и некоторое время в отдельных городах они продавались лучше паровых и бензиновых машин. Однако дешёвые автомобили Генри Форда и электрический стартер, избавивший водителя от ручного запуска двигателя, вытеснили электрический привод с массового рынка.</w:t>
-      </w:r>
-    </w:p>
-    <w:p>
-      <w:pPr>
-        <w:keepLines w:val="0"/>
-      </w:pPr>
-      <w:r>
-        <w:t>Современное возвращение началось с корпоративных программ 1990-х годов, продолжилось успехом Tesla, а затем охватило почти всех крупных автопроизводителей. Сам электродвигатель — старая технология; новыми стали батарейный блок, силовая электроника и программное обеспечение.</w:t>
+        <w:t>Практичные электрические экипажи создавали уже в конце XIX века. В некоторых городах некоторое время их продавали больше, чем паровых и бензиновых машин. Затем дешёвые автомобили Форда и электрический стартер, избавивший водителей бензиновых машин от трудного ручного запуска, оттеснили электромобили. Современное возрождение началось с корпоративных программ 1990-х годов; за ними последовали Tesla и почти все крупные производители. Сам электромотор давно известен. Новыми стали прежде всего аккумуляторные блоки и программное обеспечение.</w:t>
       </w:r>
     </w:p>
     <w:p>
       <w:pPr>
         <w:pStyle w:val="Heading1"/>
+        <w:widowControl/>
       </w:pPr>
       <w:r>
-        <w:t>Когда и как это появилось</w:t>
+        <w:t>Когда и как появилось</w:t>
       </w:r>
     </w:p>
     <w:p>
       <w:pPr>
-        <w:keepLines w:val="0"/>
+        <w:widowControl/>
       </w:pPr>
       <w:r>
-        <w:t>Первая эпоха электромобилей закончилась из-за малого запаса хода, высокой цены и изобилия дешёвой нефти. Вторая началась, когда литий-ионные аккумуляторы заметно подешевели, а климатическая политика стала требовать сокращения выбросов транспорта.</w:t>
-      </w:r>
-    </w:p>
-    <w:p>
-      <w:pPr>
-        <w:keepLines w:val="0"/>
-      </w:pPr>
-      <w:r>
-        <w:t>Производство батарей, созданное для смартфонов, удалось масштабировать до автомобильных размеров. Китай, европейские страны и другие государства ускорили переход стандартами и субсидиями. Даже выбор разъёма для зарядки превратился в предмет технических и политических споров.</w:t>
+        <w:t>Первый период развития закончился из-за ограниченного пробега, высокой цены и доступности нефти. Второй начался, когда подешевели литийионные аккумуляторы, а климатическая политика усилила требования к выбросам. Производство батарей для телефонов удалось расширить до автомобильных масштабов. Китай, Европа и другие регионы использовали стандарты и стимулы. Даже устройство зарядного разъёма стало предметом общественной политики.</w:t>
       </w:r>
     </w:p>
     <w:p>
       <w:pPr>
         <w:pStyle w:val="Heading1"/>
+        <w:widowControl/>
       </w:pPr>
       <w:r>
-        <w:t>Научное значение</w:t>
+        <w:t>Значение для науки</w:t>
       </w:r>
     </w:p>
     <w:p>
       <w:pPr>
-        <w:keepLines w:val="0"/>
+        <w:widowControl/>
       </w:pPr>
       <w:r>
-        <w:t>Электромобили одновременно используют физику электродвигателей, химию аккумуляторов и инженерные принципы энергосетей. Они требуют честно учитывать выбросы на всём жизненном цикле — от добычи сырья и производства батареи до источника электричества.</w:t>
-      </w:r>
-    </w:p>
-    <w:p>
-      <w:pPr>
-        <w:keepLines w:val="0"/>
-      </w:pPr>
-      <w:r>
-        <w:t>Рекуперативное торможение, при котором энергия движения возвращается в батарею, превратило физический принцип в повседневную функцию педали тормоза. Главная научно-инженерная задача здесь — согласованная работа всей системы. Автомобиль стал электрическим бытовым прибором огромной мощности.</w:t>
+        <w:t>Электромобиль объединяет физику двигателя, химию аккумулятора и работу электрической сети. Его экологическую оценку нужно проводить по всему жизненному циклу. При рекуперативном торможении часть энергии движения возвращается в аккумулятор — так физика помогает сберегать энергию при каждом замедлении. Главное достижение заключается в согласованной работе разных систем. Автомобиль становится ещё одним электрическим устройством.</w:t>
       </w:r>
     </w:p>
     <w:p>
       <w:pPr>
         <w:pStyle w:val="Heading1"/>
+        <w:widowControl/>
       </w:pPr>
       <w:r>
-        <w:t>Влияние на последующее развитие</w:t>
+        <w:t>Влияние на дальнейшее развитие</w:t>
       </w:r>
     </w:p>
     <w:p>
       <w:pPr>
-        <w:keepLines w:val="0"/>
+        <w:widowControl/>
       </w:pPr>
       <w:r>
-        <w:t>К тому же семейству относятся гибриды, электрические автобусы и электровелосипеды. В экспериментах с двусторонней зарядкой припаркованные автомобили рассматриваются как распределённые накопители для энергосети.</w:t>
-      </w:r>
-    </w:p>
-    <w:p>
-      <w:pPr>
-        <w:keepLines w:val="0"/>
-      </w:pPr>
-      <w:r>
-        <w:t>Дальнейший успех зависит от более чистой электроэнергии и ответственного снабжения минеральным сырьём. Для части тяжёлого транспорта параллельно развиваются водородные топливные элементы. Переход уже меняет устройство дорог, систему транспортных налогов и работу ремонтных мастерских.</w:t>
+        <w:t>Это направление включает гибриды, электрические автобусы и велосипеды. В экспериментах по передаче энергии от автомобиля в сеть припаркованные машины рассматриваются как накопители. Дальнейшее развитие зависит от чистой электроэнергии и совершенствования снабжения сырьём. Водородные топливные элементы остаются параллельным вариантом для некоторых видов тяжёлого транспорта. Меняются требования к дорогам, налогообложению и ремонту.</w:t>
       </w:r>
     </w:p>
     <w:p>
       <w:pPr>
         <w:pStyle w:val="Heading1"/>
+        <w:widowControl/>
       </w:pPr>
       <w:r>
-        <w:t>Как это изменило жизнь людей</w:t>
+        <w:t>Как изменило жизнь людей</w:t>
       </w:r>
     </w:p>
     <w:p>
       <w:pPr>
-        <w:keepLines w:val="0"/>
+        <w:widowControl/>
       </w:pPr>
       <w:r>
-        <w:t>Водители получают тихую машину, быстрый разгон и возможность заряжаться дома — если доступна собственная зарядная точка. В городах становится меньше выхлопных газов непосредственно на улицах, но само количество автомобилей и пробок от этого не обязательно сокращается.</w:t>
-      </w:r>
-    </w:p>
-    <w:p>
-      <w:pPr>
-        <w:keepLines w:val="0"/>
-      </w:pPr>
-      <w:r>
-        <w:t>Работникам предприятий, выпускающих двигатели внутреннего сгорания, приходится осваивать новые специальности. Общество пытается сохранить привычную личную мобильность, одновременно сменив её источник энергии. Поэтому электромобиль — не просто иной привод, а масштабный общественный проект.</w:t>
+        <w:t>Водители получают тихую работу, быстрое ускорение и возможность заряжать машину дома, если для этого есть условия. На улицах становится меньше выхлопных газов, но пробки от этого не обязательно исчезают. Работникам заводов двигателей предстоит приспосабливаться к изменениям. Общество пытается сохранить личную мобильность, изменив источник энергии. Поэтому переход к электромобилям — не только замена привода, но и общественная задача.</w:t>
       </w:r>
     </w:p>
     <w:p>
       <w:pPr>
         <w:pStyle w:val="Heading1"/>
+        <w:widowControl/>
       </w:pPr>
       <w:r>
         <w:t>Источники и литература</w:t>
@@ -286,157 +211,163 @@
     <w:p>
       <w:pPr>
         <w:pStyle w:val="Heading2"/>
+        <w:widowControl/>
       </w:pPr>
       <w:r>
-        <w:t>C. Материалы научных учреждений и энциклопедий</w:t>
+        <w:rPr>
+          <w:sz w:val="20"/>
+        </w:rPr>
+        <w:t>Материалы организаций и энциклопедии</w:t>
       </w:r>
     </w:p>
     <w:p>
       <w:pPr>
-        <w:keepLines/>
-        <w:spacing w:after="80" w:line="300" w:lineRule="auto"/>
-        <w:numPr>
-          <w:ilvl w:val="0"/>
-          <w:numId w:val="11"/>
-        </w:numPr>
+        <w:widowControl/>
       </w:pPr>
       <w:r>
-        <w:t xml:space="preserve">Encyclopaedia Britannica. «Electric automobile». </w:t>
+        <w:rPr>
+          <w:sz w:val="20"/>
+        </w:rPr>
+        <w:t xml:space="preserve">1. Encyclopaedia Britannica. 'Electric automobile.' </w:t>
       </w:r>
+      <w:hyperlink r:id="rId9">
+        <w:r>
+          <w:rPr>
+            <w:sz w:val="20"/>
+          </w:rPr>
+          <w:t>https://www.britannica.com/technology/electric-automobile</w:t>
+        </w:r>
+      </w:hyperlink>
       <w:r>
-        <w:t xml:space="preserve"> </w:t>
+        <w:rPr>
+          <w:sz w:val="20"/>
+        </w:rPr>
+      </w:r>
+    </w:p>
+    <w:p>
+      <w:pPr>
+        <w:widowControl/>
+      </w:pPr>
+      <w:r>
+        <w:rPr>
+          <w:sz w:val="20"/>
+        </w:rPr>
+        <w:t xml:space="preserve">2. U.S. Department of Energy. Alternative Fuels Data Center — electric vehicles. </w:t>
+      </w:r>
+      <w:hyperlink r:id="rId10">
+        <w:r>
+          <w:rPr>
+            <w:sz w:val="20"/>
+          </w:rPr>
+          <w:t>https://afdc.energy.gov/vehicles/electric</w:t>
+        </w:r>
+      </w:hyperlink>
+      <w:r>
+        <w:rPr>
+          <w:sz w:val="20"/>
+        </w:rPr>
+      </w:r>
+    </w:p>
+    <w:p>
+      <w:pPr>
+        <w:widowControl/>
+      </w:pPr>
+      <w:r>
+        <w:rPr>
+          <w:sz w:val="20"/>
+        </w:rPr>
+        <w:t xml:space="preserve">3. Our World in Data. Electric car sales. </w:t>
       </w:r>
       <w:hyperlink r:id="rId11">
         <w:r>
           <w:rPr>
-            <w:color w:val="0563C1"/>
-            <w:u w:val="single"/>
+            <w:sz w:val="20"/>
           </w:rPr>
-          <w:t>https://www.britannica.com/technology/electric-automobile</w:t>
+          <w:t>https://ourworldindata.org/electric-car-sales</w:t>
         </w:r>
       </w:hyperlink>
+      <w:r>
+        <w:rPr>
+          <w:sz w:val="20"/>
+        </w:rPr>
+      </w:r>
     </w:p>
     <w:p>
       <w:pPr>
-        <w:keepLines/>
-        <w:spacing w:after="80" w:line="300" w:lineRule="auto"/>
-        <w:numPr>
-          <w:ilvl w:val="0"/>
-          <w:numId w:val="11"/>
-        </w:numPr>
+        <w:pStyle w:val="Heading2"/>
+        <w:widowControl/>
       </w:pPr>
       <w:r>
-        <w:t xml:space="preserve">U.S. Department of Energy. Alternative Fuels Data Center: электромобили. </w:t>
+        <w:rPr>
+          <w:sz w:val="20"/>
+        </w:rPr>
+        <w:t>Материалы музеев, архивов и библиотек</w:t>
       </w:r>
+    </w:p>
+    <w:p>
+      <w:pPr>
+        <w:widowControl/>
+      </w:pPr>
       <w:r>
-        <w:t xml:space="preserve"> </w:t>
+        <w:rPr>
+          <w:sz w:val="20"/>
+        </w:rPr>
+        <w:t xml:space="preserve">1. The Henry Ford. Early electric cars and the modern revival. </w:t>
       </w:r>
       <w:hyperlink r:id="rId12">
         <w:r>
           <w:rPr>
-            <w:color w:val="0563C1"/>
-            <w:u w:val="single"/>
+            <w:sz w:val="20"/>
           </w:rPr>
-          <w:t>https://afdc.energy.gov/vehicles/electric</w:t>
+          <w:t>https://www.thehenryford.org/</w:t>
         </w:r>
       </w:hyperlink>
+      <w:r>
+        <w:rPr>
+          <w:sz w:val="20"/>
+        </w:rPr>
+      </w:r>
     </w:p>
     <w:p>
       <w:pPr>
-        <w:keepLines/>
-        <w:spacing w:after="80" w:line="300" w:lineRule="auto"/>
-        <w:numPr>
-          <w:ilvl w:val="0"/>
-          <w:numId w:val="11"/>
-        </w:numPr>
+        <w:pStyle w:val="Heading2"/>
+        <w:widowControl/>
       </w:pPr>
       <w:r>
-        <w:t xml:space="preserve">Our World in Data. Продажи электромобилей. </w:t>
+        <w:rPr>
+          <w:sz w:val="20"/>
+        </w:rPr>
+        <w:t>Космические агентства, лаборатории и научные организации</w:t>
       </w:r>
+    </w:p>
+    <w:p>
+      <w:pPr>
+        <w:widowControl/>
+      </w:pPr>
       <w:r>
-        <w:t xml:space="preserve"> </w:t>
+        <w:rPr>
+          <w:sz w:val="20"/>
+        </w:rPr>
+        <w:t xml:space="preserve">1. International Energy Agency. Global EV Outlook 2024. </w:t>
       </w:r>
       <w:hyperlink r:id="rId13">
         <w:r>
           <w:rPr>
-            <w:color w:val="0563C1"/>
-            <w:u w:val="single"/>
-          </w:rPr>
-          <w:t>https://ourworldindata.org/electric-car-sales</w:t>
-        </w:r>
-      </w:hyperlink>
-    </w:p>
-    <w:p>
-      <w:pPr>
-        <w:pStyle w:val="Heading2"/>
-      </w:pPr>
-      <w:r>
-        <w:t>D. Музеи, архивы и библиотеки</w:t>
-      </w:r>
-    </w:p>
-    <w:p>
-      <w:pPr>
-        <w:keepLines/>
-        <w:spacing w:after="80" w:line="300" w:lineRule="auto"/>
-        <w:numPr>
-          <w:ilvl w:val="0"/>
-          <w:numId w:val="12"/>
-        </w:numPr>
-      </w:pPr>
-      <w:r>
-        <w:t xml:space="preserve">The Henry Ford. Ранние электромобили и современное возрождение технологии. </w:t>
-      </w:r>
-      <w:r>
-        <w:t xml:space="preserve"> </w:t>
-      </w:r>
-      <w:hyperlink r:id="rId14">
-        <w:r>
-          <w:rPr>
-            <w:color w:val="0563C1"/>
-            <w:u w:val="single"/>
-          </w:rPr>
-          <w:t>https://www.thehenryford.org/</w:t>
-        </w:r>
-      </w:hyperlink>
-    </w:p>
-    <w:p>
-      <w:pPr>
-        <w:pStyle w:val="Heading2"/>
-      </w:pPr>
-      <w:r>
-        <w:t>G. Космические агентства, лаборатории и научные организации</w:t>
-      </w:r>
-    </w:p>
-    <w:p>
-      <w:pPr>
-        <w:keepLines/>
-        <w:spacing w:after="80" w:line="300" w:lineRule="auto"/>
-        <w:numPr>
-          <w:ilvl w:val="0"/>
-          <w:numId w:val="13"/>
-        </w:numPr>
-      </w:pPr>
-      <w:r>
-        <w:t xml:space="preserve">International Energy Agency. Global EV Outlook 2024. </w:t>
-      </w:r>
-      <w:r>
-        <w:t xml:space="preserve"> </w:t>
-      </w:r>
-      <w:hyperlink r:id="rId15">
-        <w:r>
-          <w:rPr>
-            <w:color w:val="0563C1"/>
-            <w:u w:val="single"/>
+            <w:sz w:val="20"/>
           </w:rPr>
           <w:t>https://www.iea.org/reports/global-ev-outlook-2024</w:t>
         </w:r>
       </w:hyperlink>
+      <w:r>
+        <w:rPr>
+          <w:sz w:val="20"/>
+        </w:rPr>
+      </w:r>
     </w:p>
     <w:sectPr>
-      <w:headerReference w:type="default" r:id="rId9"/>
-      <w:footerReference w:type="default" r:id="rId10"/>
-      <w:pgSz w:w="12240" w:h="15840"/>
-      <w:pgMar w:top="1440" w:right="1440" w:bottom="1440" w:left="1440" w:header="708" w:footer="708" w:gutter="0"/>
+      <w:footerReference w:type="default" r:id="rId14"/>
+      <w:pgSz w:w="11906" w:h="16838"/>
+      <w:pgMar w:top="1020" w:right="1134" w:bottom="1020" w:left="1134" w:header="720" w:footer="720" w:gutter="0"/>
       <w:cols w:space="720"/>
       <w:docGrid w:linePitch="360"/>
     </w:sectPr>
@@ -449,60 +380,11 @@
   <w:p>
     <w:pPr>
       <w:pStyle w:val="Footer"/>
-      <w:spacing w:before="0" w:after="0"/>
       <w:jc w:val="right"/>
     </w:pPr>
-    <w:r>
-      <w:rPr>
-        <w:rFonts w:ascii="Calibri" w:hAnsi="Calibri" w:cs="Calibri"/>
-        <w:color w:val="666666"/>
-        <w:sz w:val="18"/>
-      </w:rPr>
-      <w:t xml:space="preserve">Страница </w:t>
-    </w:r>
-    <w:r>
-      <w:rPr>
-        <w:rFonts w:ascii="Calibri" w:hAnsi="Calibri" w:cs="Calibri"/>
-        <w:color w:val="666666"/>
-        <w:sz w:val="18"/>
-      </w:rPr>
-      <w:fldChar w:fldCharType="begin"/>
-      <w:instrText xml:space="preserve"> PAGE </w:instrText>
-      <w:fldChar w:fldCharType="separate"/>
-      <w:t>1</w:t>
-      <w:fldChar w:fldCharType="end"/>
-    </w:r>
+    <w:fldSimple w:instr="PAGE"/>
   </w:p>
 </w:ftr>
-</file>
-
-<file path=word/header1.xml><?xml version="1.0" encoding="utf-8"?>
-<w:hdr xmlns:m="http://schemas.openxmlformats.org/officeDocument/2006/math" xmlns:mc="http://schemas.openxmlformats.org/markup-compatibility/2006" xmlns:mo="http://schemas.microsoft.com/office/mac/office/2008/main" xmlns:mv="urn:schemas-microsoft-com:mac:vml" xmlns:o="urn:schemas-microsoft-com:office:office" xmlns:r="http://schemas.openxmlformats.org/officeDocument/2006/relationships" xmlns:v="urn:schemas-microsoft-com:vml" xmlns:w10="urn:schemas-microsoft-com:office:word" xmlns:w14="http://schemas.microsoft.com/office/word/2010/wordml" xmlns:w="http://schemas.openxmlformats.org/wordprocessingml/2006/main" xmlns:wne="http://schemas.microsoft.com/office/word/2006/wordml" xmlns:wp14="http://schemas.microsoft.com/office/word/2010/wordprocessingDrawing" xmlns:wp="http://schemas.openxmlformats.org/drawingml/2006/wordprocessingDrawing" xmlns:wpc="http://schemas.microsoft.com/office/word/2010/wordprocessingCanvas" xmlns:wpg="http://schemas.microsoft.com/office/word/2010/wordprocessingGroup" xmlns:wpi="http://schemas.microsoft.com/office/word/2010/wordprocessingInk" xmlns:wps="http://schemas.microsoft.com/office/word/2010/wordprocessingShape" mc:Ignorable="w14 wp14">
-  <w:p>
-    <w:pPr>
-      <w:pStyle w:val="Header"/>
-      <w:spacing w:after="0"/>
-      <w:jc w:val="left"/>
-    </w:pPr>
-    <w:r>
-      <w:rPr>
-        <w:rFonts w:ascii="Calibri" w:hAnsi="Calibri" w:cs="Calibri"/>
-        <w:b/>
-        <w:color w:val="666666"/>
-        <w:sz w:val="18"/>
-      </w:rPr>
-      <w:t>Открытия и изобретения</w:t>
-    </w:r>
-    <w:r>
-      <w:rPr>
-        <w:rFonts w:ascii="Calibri" w:hAnsi="Calibri" w:cs="Calibri"/>
-        <w:color w:val="666666"/>
-        <w:sz w:val="18"/>
-      </w:rPr>
-      <w:t xml:space="preserve">    |    7. Новые и преобразующие технологии</w:t>
-    </w:r>
-  </w:p>
-</w:hdr>
 </file>
 
 <file path=word/numbering.xml><?xml version="1.0" encoding="utf-8"?>
@@ -705,78 +587,6 @@
   <w:num w:numId="9">
     <w:abstractNumId w:val="0"/>
   </w:num>
-  <w:abstractNum w:abstractNumId="9">
-    <w:multiLevelType w:val="singleLevel"/>
-    <w:lvl w:ilvl="0">
-      <w:start w:val="1"/>
-      <w:numFmt w:val="bullet"/>
-      <w:lvlText w:val="•"/>
-      <w:lvlJc w:val="left"/>
-      <w:pPr>
-        <w:tabs>
-          <w:tab w:val="num" w:pos="540"/>
-        </w:tabs>
-        <w:ind w:left="540" w:hanging="270"/>
-      </w:pPr>
-    </w:lvl>
-  </w:abstractNum>
-  <w:num w:numId="10">
-    <w:abstractNumId w:val="9"/>
-  </w:num>
-  <w:abstractNum w:abstractNumId="10">
-    <w:multiLevelType w:val="singleLevel"/>
-    <w:lvl w:ilvl="0">
-      <w:start w:val="1"/>
-      <w:numFmt w:val="decimal"/>
-      <w:lvlText w:val="%1."/>
-      <w:lvlJc w:val="left"/>
-      <w:pPr>
-        <w:tabs>
-          <w:tab w:val="num" w:pos="540"/>
-        </w:tabs>
-        <w:ind w:left="540" w:hanging="270"/>
-      </w:pPr>
-    </w:lvl>
-  </w:abstractNum>
-  <w:num w:numId="11">
-    <w:abstractNumId w:val="10"/>
-  </w:num>
-  <w:abstractNum w:abstractNumId="11">
-    <w:multiLevelType w:val="singleLevel"/>
-    <w:lvl w:ilvl="0">
-      <w:start w:val="1"/>
-      <w:numFmt w:val="decimal"/>
-      <w:lvlText w:val="%1."/>
-      <w:lvlJc w:val="left"/>
-      <w:pPr>
-        <w:tabs>
-          <w:tab w:val="num" w:pos="540"/>
-        </w:tabs>
-        <w:ind w:left="540" w:hanging="270"/>
-      </w:pPr>
-    </w:lvl>
-  </w:abstractNum>
-  <w:num w:numId="12">
-    <w:abstractNumId w:val="11"/>
-  </w:num>
-  <w:abstractNum w:abstractNumId="12">
-    <w:multiLevelType w:val="singleLevel"/>
-    <w:lvl w:ilvl="0">
-      <w:start w:val="1"/>
-      <w:numFmt w:val="decimal"/>
-      <w:lvlText w:val="%1."/>
-      <w:lvlJc w:val="left"/>
-      <w:pPr>
-        <w:tabs>
-          <w:tab w:val="num" w:pos="540"/>
-        </w:tabs>
-        <w:ind w:left="540" w:hanging="270"/>
-      </w:pPr>
-    </w:lvl>
-  </w:abstractNum>
-  <w:num w:numId="13">
-    <w:abstractNumId w:val="12"/>
-  </w:num>
 </w:numbering>
 </file>
 
@@ -785,7 +595,7 @@
   <w:docDefaults>
     <w:rPrDefault>
       <w:rPr>
-        <w:rFonts w:asciiTheme="minorHAnsi" w:eastAsiaTheme="minorEastAsia" w:hAnsiTheme="minorHAnsi" w:cstheme="minorBidi"/>
+        <w:rFonts/>
         <w:sz w:val="22"/>
         <w:szCs w:val="22"/>
         <w:lang w:val="en-US" w:eastAsia="en-US" w:bidi="ar-SA"/>
@@ -941,12 +751,13 @@
     <w:qFormat/>
     <w:rsid w:val="00FC693F"/>
     <w:pPr>
-      <w:widowControl/>
-      <w:spacing w:before="0" w:after="120" w:line="300" w:lineRule="auto"/>
+      <w:spacing w:after="120" w:line="259" w:lineRule="auto"/>
     </w:pPr>
     <w:rPr>
-      <w:rFonts w:ascii="Calibri" w:hAnsi="Calibri" w:cs="Calibri"/>
-      <w:sz w:val="22"/>
+      <w:rFonts w:ascii="Times New Roman" w:hAnsi="Times New Roman"/>
+      <w:color w:val="000000"/>
+      <w:sz w:val="24"/>
+      <w:lang w:val="ru-RU"/>
     </w:rPr>
   </w:style>
   <w:style w:type="paragraph" w:styleId="Header">
@@ -1004,16 +815,17 @@
     <w:pPr>
       <w:keepNext/>
       <w:keepLines/>
-      <w:spacing w:before="360" w:after="200"/>
+      <w:spacing w:before="480" w:after="120" w:line="259" w:lineRule="auto"/>
       <w:outlineLvl w:val="0"/>
     </w:pPr>
     <w:rPr>
-      <w:rFonts w:asciiTheme="majorHAnsi" w:eastAsiaTheme="majorEastAsia" w:hAnsiTheme="majorHAnsi" w:cstheme="majorBidi" w:ascii="Calibri" w:hAnsi="Calibri" w:cs="Calibri"/>
+      <w:rFonts w:ascii="Times New Roman" w:hAnsi="Times New Roman"/>
       <w:b/>
       <w:bCs/>
-      <w:color w:val="2E74B5"/>
-      <w:sz w:val="32"/>
+      <w:color w:val="000000"/>
+      <w:sz w:val="26"/>
       <w:szCs w:val="28"/>
+      <w:lang w:val="ru-RU"/>
     </w:rPr>
   </w:style>
   <w:style w:type="paragraph" w:styleId="Heading2">
@@ -1028,16 +840,17 @@
     <w:pPr>
       <w:keepNext/>
       <w:keepLines/>
-      <w:spacing w:before="280" w:after="140"/>
+      <w:spacing w:before="200" w:after="120" w:line="259" w:lineRule="auto"/>
       <w:outlineLvl w:val="1"/>
     </w:pPr>
     <w:rPr>
-      <w:rFonts w:asciiTheme="majorHAnsi" w:eastAsiaTheme="majorEastAsia" w:hAnsiTheme="majorHAnsi" w:cstheme="majorBidi" w:ascii="Calibri" w:hAnsi="Calibri" w:cs="Calibri"/>
+      <w:rFonts w:ascii="Times New Roman" w:hAnsi="Times New Roman"/>
       <w:b/>
       <w:bCs/>
-      <w:color w:val="2E74B5"/>
+      <w:color w:val="000000"/>
       <w:sz w:val="26"/>
       <w:szCs w:val="26"/>
+      <w:lang w:val="ru-RU"/>
     </w:rPr>
   </w:style>
   <w:style w:type="paragraph" w:styleId="Heading3">
@@ -1052,15 +865,14 @@
     <w:pPr>
       <w:keepNext/>
       <w:keepLines/>
-      <w:spacing w:before="200" w:after="100"/>
+      <w:spacing w:before="200" w:after="0"/>
       <w:outlineLvl w:val="2"/>
     </w:pPr>
     <w:rPr>
-      <w:rFonts w:asciiTheme="majorHAnsi" w:eastAsiaTheme="majorEastAsia" w:hAnsiTheme="majorHAnsi" w:cstheme="majorBidi" w:ascii="Calibri" w:hAnsi="Calibri" w:cs="Calibri"/>
+      <w:rFonts/>
       <w:b/>
       <w:bCs/>
-      <w:color w:val="1F4D78"/>
-      <w:sz w:val="24"/>
+      <w:color w:val="4F81BD" w:themeColor="accent1"/>
     </w:rPr>
   </w:style>
   <w:style w:type="paragraph" w:styleId="Heading4">
@@ -1080,7 +892,7 @@
       <w:outlineLvl w:val="3"/>
     </w:pPr>
     <w:rPr>
-      <w:rFonts w:asciiTheme="majorHAnsi" w:eastAsiaTheme="majorEastAsia" w:hAnsiTheme="majorHAnsi" w:cstheme="majorBidi"/>
+      <w:rFonts/>
       <w:b/>
       <w:bCs/>
       <w:i/>
@@ -1105,7 +917,7 @@
       <w:outlineLvl w:val="4"/>
     </w:pPr>
     <w:rPr>
-      <w:rFonts w:asciiTheme="majorHAnsi" w:eastAsiaTheme="majorEastAsia" w:hAnsiTheme="majorHAnsi" w:cstheme="majorBidi"/>
+      <w:rFonts/>
       <w:color w:val="243F60" w:themeColor="accent1" w:themeShade="7F"/>
     </w:rPr>
   </w:style>
@@ -1126,7 +938,7 @@
       <w:outlineLvl w:val="5"/>
     </w:pPr>
     <w:rPr>
-      <w:rFonts w:asciiTheme="majorHAnsi" w:eastAsiaTheme="majorEastAsia" w:hAnsiTheme="majorHAnsi" w:cstheme="majorBidi"/>
+      <w:rFonts/>
       <w:i/>
       <w:iCs/>
       <w:color w:val="243F60" w:themeColor="accent1" w:themeShade="7F"/>
@@ -1149,7 +961,7 @@
       <w:outlineLvl w:val="6"/>
     </w:pPr>
     <w:rPr>
-      <w:rFonts w:asciiTheme="majorHAnsi" w:eastAsiaTheme="majorEastAsia" w:hAnsiTheme="majorHAnsi" w:cstheme="majorBidi"/>
+      <w:rFonts/>
       <w:i/>
       <w:iCs/>
       <w:color w:val="404040" w:themeColor="text1" w:themeTint="BF"/>
@@ -1172,7 +984,7 @@
       <w:outlineLvl w:val="7"/>
     </w:pPr>
     <w:rPr>
-      <w:rFonts w:asciiTheme="majorHAnsi" w:eastAsiaTheme="majorEastAsia" w:hAnsiTheme="majorHAnsi" w:cstheme="majorBidi"/>
+      <w:rFonts/>
       <w:color w:val="4F81BD" w:themeColor="accent1"/>
       <w:sz w:val="20"/>
       <w:szCs w:val="20"/>
@@ -1195,7 +1007,7 @@
       <w:outlineLvl w:val="8"/>
     </w:pPr>
     <w:rPr>
-      <w:rFonts w:asciiTheme="majorHAnsi" w:eastAsiaTheme="majorEastAsia" w:hAnsiTheme="majorHAnsi" w:cstheme="majorBidi"/>
+      <w:rFonts/>
       <w:i/>
       <w:iCs/>
       <w:color w:val="404040" w:themeColor="text1" w:themeTint="BF"/>
@@ -1246,7 +1058,7 @@
     <w:uiPriority w:val="9"/>
     <w:rsid w:val="00FC693F"/>
     <w:rPr>
-      <w:rFonts w:asciiTheme="majorHAnsi" w:eastAsiaTheme="majorEastAsia" w:hAnsiTheme="majorHAnsi" w:cstheme="majorBidi"/>
+      <w:rFonts/>
       <w:b/>
       <w:bCs/>
       <w:color w:val="365F91" w:themeColor="accent1" w:themeShade="BF"/>
@@ -1261,7 +1073,7 @@
     <w:uiPriority w:val="9"/>
     <w:rsid w:val="00FC693F"/>
     <w:rPr>
-      <w:rFonts w:asciiTheme="majorHAnsi" w:eastAsiaTheme="majorEastAsia" w:hAnsiTheme="majorHAnsi" w:cstheme="majorBidi"/>
+      <w:rFonts/>
       <w:b/>
       <w:bCs/>
       <w:color w:val="4F81BD" w:themeColor="accent1"/>
@@ -1276,7 +1088,7 @@
     <w:uiPriority w:val="9"/>
     <w:rsid w:val="00FC693F"/>
     <w:rPr>
-      <w:rFonts w:asciiTheme="majorHAnsi" w:eastAsiaTheme="majorEastAsia" w:hAnsiTheme="majorHAnsi" w:cstheme="majorBidi"/>
+      <w:rFonts/>
       <w:b/>
       <w:bCs/>
       <w:color w:val="4F81BD" w:themeColor="accent1"/>
@@ -1291,19 +1103,17 @@
     <w:qFormat/>
     <w:rsid w:val="00FC693F"/>
     <w:pPr>
-      <w:pBdr>
-        <w:bottom w:val="single" w:sz="8" w:space="4" w:color="4F81BD" w:themeColor="accent1"/>
-      </w:pBdr>
-      <w:spacing w:after="300" w:line="240" w:lineRule="auto"/>
+      <w:spacing w:after="120" w:line="259" w:lineRule="auto"/>
       <w:contextualSpacing/>
     </w:pPr>
     <w:rPr>
-      <w:rFonts w:asciiTheme="majorHAnsi" w:eastAsiaTheme="majorEastAsia" w:hAnsiTheme="majorHAnsi" w:cstheme="majorBidi"/>
-      <w:color w:val="17365D" w:themeColor="text2" w:themeShade="BF"/>
+      <w:rFonts w:ascii="Times New Roman" w:hAnsi="Times New Roman"/>
+      <w:color w:val="000000"/>
       <w:spacing w:val="5"/>
       <w:kern w:val="28"/>
-      <w:sz w:val="52"/>
+      <w:sz w:val="40"/>
       <w:szCs w:val="52"/>
+      <w:lang w:val="ru-RU"/>
     </w:rPr>
   </w:style>
   <w:style w:type="character" w:customStyle="1" w:styleId="TitleChar">
@@ -1313,7 +1123,7 @@
     <w:uiPriority w:val="10"/>
     <w:rsid w:val="00FC693F"/>
     <w:rPr>
-      <w:rFonts w:asciiTheme="majorHAnsi" w:eastAsiaTheme="majorEastAsia" w:hAnsiTheme="majorHAnsi" w:cstheme="majorBidi"/>
+      <w:rFonts/>
       <w:color w:val="17365D" w:themeColor="text2" w:themeShade="BF"/>
       <w:spacing w:val="5"/>
       <w:kern w:val="28"/>
@@ -1335,7 +1145,7 @@
       </w:numPr>
     </w:pPr>
     <w:rPr>
-      <w:rFonts w:asciiTheme="majorHAnsi" w:eastAsiaTheme="majorEastAsia" w:hAnsiTheme="majorHAnsi" w:cstheme="majorBidi"/>
+      <w:rFonts/>
       <w:i/>
       <w:iCs/>
       <w:color w:val="4F81BD" w:themeColor="accent1"/>
@@ -1351,7 +1161,7 @@
     <w:uiPriority w:val="11"/>
     <w:rsid w:val="00FC693F"/>
     <w:rPr>
-      <w:rFonts w:asciiTheme="majorHAnsi" w:eastAsiaTheme="majorEastAsia" w:hAnsiTheme="majorHAnsi" w:cstheme="majorBidi"/>
+      <w:rFonts/>
       <w:i/>
       <w:iCs/>
       <w:color w:val="4F81BD" w:themeColor="accent1"/>
@@ -1476,8 +1286,15 @@
       <w:numPr>
         <w:numId w:val="1"/>
       </w:numPr>
+      <w:spacing w:after="120" w:line="259" w:lineRule="auto"/>
       <w:contextualSpacing/>
     </w:pPr>
+    <w:rPr>
+      <w:rFonts w:ascii="Times New Roman" w:hAnsi="Times New Roman"/>
+      <w:color w:val="000000"/>
+      <w:sz w:val="24"/>
+      <w:lang w:val="ru-RU"/>
+    </w:rPr>
   </w:style>
   <w:style w:type="paragraph" w:styleId="ListBullet2">
     <w:name w:val="List Bullet 2"/>
@@ -1649,7 +1466,7 @@
     <w:semiHidden/>
     <w:rsid w:val="00FC693F"/>
     <w:rPr>
-      <w:rFonts w:asciiTheme="majorHAnsi" w:eastAsiaTheme="majorEastAsia" w:hAnsiTheme="majorHAnsi" w:cstheme="majorBidi"/>
+      <w:rFonts/>
       <w:b/>
       <w:bCs/>
       <w:i/>
@@ -1665,7 +1482,7 @@
     <w:semiHidden/>
     <w:rsid w:val="00FC693F"/>
     <w:rPr>
-      <w:rFonts w:asciiTheme="majorHAnsi" w:eastAsiaTheme="majorEastAsia" w:hAnsiTheme="majorHAnsi" w:cstheme="majorBidi"/>
+      <w:rFonts/>
       <w:color w:val="243F60" w:themeColor="accent1" w:themeShade="7F"/>
     </w:rPr>
   </w:style>
@@ -1677,7 +1494,7 @@
     <w:semiHidden/>
     <w:rsid w:val="00FC693F"/>
     <w:rPr>
-      <w:rFonts w:asciiTheme="majorHAnsi" w:eastAsiaTheme="majorEastAsia" w:hAnsiTheme="majorHAnsi" w:cstheme="majorBidi"/>
+      <w:rFonts/>
       <w:i/>
       <w:iCs/>
       <w:color w:val="243F60" w:themeColor="accent1" w:themeShade="7F"/>
@@ -1691,7 +1508,7 @@
     <w:semiHidden/>
     <w:rsid w:val="00FC693F"/>
     <w:rPr>
-      <w:rFonts w:asciiTheme="majorHAnsi" w:eastAsiaTheme="majorEastAsia" w:hAnsiTheme="majorHAnsi" w:cstheme="majorBidi"/>
+      <w:rFonts/>
       <w:i/>
       <w:iCs/>
       <w:color w:val="404040" w:themeColor="text1" w:themeTint="BF"/>
@@ -1705,7 +1522,7 @@
     <w:semiHidden/>
     <w:rsid w:val="00FC693F"/>
     <w:rPr>
-      <w:rFonts w:asciiTheme="majorHAnsi" w:eastAsiaTheme="majorEastAsia" w:hAnsiTheme="majorHAnsi" w:cstheme="majorBidi"/>
+      <w:rFonts/>
       <w:color w:val="4F81BD" w:themeColor="accent1"/>
       <w:sz w:val="20"/>
       <w:szCs w:val="20"/>
@@ -1719,7 +1536,7 @@
     <w:semiHidden/>
     <w:rsid w:val="00FC693F"/>
     <w:rPr>
-      <w:rFonts w:asciiTheme="majorHAnsi" w:eastAsiaTheme="majorEastAsia" w:hAnsiTheme="majorHAnsi" w:cstheme="majorBidi"/>
+      <w:rFonts/>
       <w:i/>
       <w:iCs/>
       <w:color w:val="404040" w:themeColor="text1" w:themeTint="BF"/>
@@ -1778,9 +1595,6 @@
     <w:qFormat/>
     <w:rsid w:val="00FC693F"/>
     <w:pPr>
-      <w:pBdr>
-        <w:bottom w:val="single" w:sz="4" w:space="4" w:color="4F81BD" w:themeColor="accent1"/>
-      </w:pBdr>
       <w:spacing w:before="200" w:after="280"/>
       <w:ind w:left="936" w:right="936"/>
     </w:pPr>
@@ -3308,7 +3122,7 @@
         <w:spacing w:before="0" w:after="0" w:line="240" w:lineRule="auto"/>
       </w:pPr>
       <w:rPr>
-        <w:rFonts w:asciiTheme="majorHAnsi" w:eastAsiaTheme="majorEastAsia" w:hAnsiTheme="majorHAnsi" w:cstheme="majorBidi"/>
+        <w:rFonts/>
         <w:b/>
         <w:bCs/>
       </w:rPr>
@@ -3329,7 +3143,7 @@
         <w:spacing w:before="0" w:after="0" w:line="240" w:lineRule="auto"/>
       </w:pPr>
       <w:rPr>
-        <w:rFonts w:asciiTheme="majorHAnsi" w:eastAsiaTheme="majorEastAsia" w:hAnsiTheme="majorHAnsi" w:cstheme="majorBidi"/>
+        <w:rFonts/>
         <w:b/>
         <w:bCs/>
       </w:rPr>
@@ -3347,14 +3161,14 @@
     </w:tblStylePr>
     <w:tblStylePr w:type="firstCol">
       <w:rPr>
-        <w:rFonts w:asciiTheme="majorHAnsi" w:eastAsiaTheme="majorEastAsia" w:hAnsiTheme="majorHAnsi" w:cstheme="majorBidi"/>
+        <w:rFonts/>
         <w:b/>
         <w:bCs/>
       </w:rPr>
     </w:tblStylePr>
     <w:tblStylePr w:type="lastCol">
       <w:rPr>
-        <w:rFonts w:asciiTheme="majorHAnsi" w:eastAsiaTheme="majorEastAsia" w:hAnsiTheme="majorHAnsi" w:cstheme="majorBidi"/>
+        <w:rFonts/>
         <w:b/>
         <w:bCs/>
       </w:rPr>
@@ -3438,7 +3252,7 @@
         <w:spacing w:before="0" w:after="0" w:line="240" w:lineRule="auto"/>
       </w:pPr>
       <w:rPr>
-        <w:rFonts w:asciiTheme="majorHAnsi" w:eastAsiaTheme="majorEastAsia" w:hAnsiTheme="majorHAnsi" w:cstheme="majorBidi"/>
+        <w:rFonts/>
         <w:b/>
         <w:bCs/>
       </w:rPr>
@@ -3459,7 +3273,7 @@
         <w:spacing w:before="0" w:after="0" w:line="240" w:lineRule="auto"/>
       </w:pPr>
       <w:rPr>
-        <w:rFonts w:asciiTheme="majorHAnsi" w:eastAsiaTheme="majorEastAsia" w:hAnsiTheme="majorHAnsi" w:cstheme="majorBidi"/>
+        <w:rFonts/>
         <w:b/>
         <w:bCs/>
       </w:rPr>
@@ -3477,14 +3291,14 @@
     </w:tblStylePr>
     <w:tblStylePr w:type="firstCol">
       <w:rPr>
-        <w:rFonts w:asciiTheme="majorHAnsi" w:eastAsiaTheme="majorEastAsia" w:hAnsiTheme="majorHAnsi" w:cstheme="majorBidi"/>
+        <w:rFonts/>
         <w:b/>
         <w:bCs/>
       </w:rPr>
     </w:tblStylePr>
     <w:tblStylePr w:type="lastCol">
       <w:rPr>
-        <w:rFonts w:asciiTheme="majorHAnsi" w:eastAsiaTheme="majorEastAsia" w:hAnsiTheme="majorHAnsi" w:cstheme="majorBidi"/>
+        <w:rFonts/>
         <w:b/>
         <w:bCs/>
       </w:rPr>
@@ -3568,7 +3382,7 @@
         <w:spacing w:before="0" w:after="0" w:line="240" w:lineRule="auto"/>
       </w:pPr>
       <w:rPr>
-        <w:rFonts w:asciiTheme="majorHAnsi" w:eastAsiaTheme="majorEastAsia" w:hAnsiTheme="majorHAnsi" w:cstheme="majorBidi"/>
+        <w:rFonts/>
         <w:b/>
         <w:bCs/>
       </w:rPr>
@@ -3589,7 +3403,7 @@
         <w:spacing w:before="0" w:after="0" w:line="240" w:lineRule="auto"/>
       </w:pPr>
       <w:rPr>
-        <w:rFonts w:asciiTheme="majorHAnsi" w:eastAsiaTheme="majorEastAsia" w:hAnsiTheme="majorHAnsi" w:cstheme="majorBidi"/>
+        <w:rFonts/>
         <w:b/>
         <w:bCs/>
       </w:rPr>
@@ -3607,14 +3421,14 @@
     </w:tblStylePr>
     <w:tblStylePr w:type="firstCol">
       <w:rPr>
-        <w:rFonts w:asciiTheme="majorHAnsi" w:eastAsiaTheme="majorEastAsia" w:hAnsiTheme="majorHAnsi" w:cstheme="majorBidi"/>
+        <w:rFonts/>
         <w:b/>
         <w:bCs/>
       </w:rPr>
     </w:tblStylePr>
     <w:tblStylePr w:type="lastCol">
       <w:rPr>
-        <w:rFonts w:asciiTheme="majorHAnsi" w:eastAsiaTheme="majorEastAsia" w:hAnsiTheme="majorHAnsi" w:cstheme="majorBidi"/>
+        <w:rFonts/>
         <w:b/>
         <w:bCs/>
       </w:rPr>
@@ -3698,7 +3512,7 @@
         <w:spacing w:before="0" w:after="0" w:line="240" w:lineRule="auto"/>
       </w:pPr>
       <w:rPr>
-        <w:rFonts w:asciiTheme="majorHAnsi" w:eastAsiaTheme="majorEastAsia" w:hAnsiTheme="majorHAnsi" w:cstheme="majorBidi"/>
+        <w:rFonts/>
         <w:b/>
         <w:bCs/>
       </w:rPr>
@@ -3719,7 +3533,7 @@
         <w:spacing w:before="0" w:after="0" w:line="240" w:lineRule="auto"/>
       </w:pPr>
       <w:rPr>
-        <w:rFonts w:asciiTheme="majorHAnsi" w:eastAsiaTheme="majorEastAsia" w:hAnsiTheme="majorHAnsi" w:cstheme="majorBidi"/>
+        <w:rFonts/>
         <w:b/>
         <w:bCs/>
       </w:rPr>
@@ -3737,14 +3551,14 @@
     </w:tblStylePr>
     <w:tblStylePr w:type="firstCol">
       <w:rPr>
-        <w:rFonts w:asciiTheme="majorHAnsi" w:eastAsiaTheme="majorEastAsia" w:hAnsiTheme="majorHAnsi" w:cstheme="majorBidi"/>
+        <w:rFonts/>
         <w:b/>
         <w:bCs/>
       </w:rPr>
     </w:tblStylePr>
     <w:tblStylePr w:type="lastCol">
       <w:rPr>
-        <w:rFonts w:asciiTheme="majorHAnsi" w:eastAsiaTheme="majorEastAsia" w:hAnsiTheme="majorHAnsi" w:cstheme="majorBidi"/>
+        <w:rFonts/>
         <w:b/>
         <w:bCs/>
       </w:rPr>
@@ -3828,7 +3642,7 @@
         <w:spacing w:before="0" w:after="0" w:line="240" w:lineRule="auto"/>
       </w:pPr>
       <w:rPr>
-        <w:rFonts w:asciiTheme="majorHAnsi" w:eastAsiaTheme="majorEastAsia" w:hAnsiTheme="majorHAnsi" w:cstheme="majorBidi"/>
+        <w:rFonts/>
         <w:b/>
         <w:bCs/>
       </w:rPr>
@@ -3849,7 +3663,7 @@
         <w:spacing w:before="0" w:after="0" w:line="240" w:lineRule="auto"/>
       </w:pPr>
       <w:rPr>
-        <w:rFonts w:asciiTheme="majorHAnsi" w:eastAsiaTheme="majorEastAsia" w:hAnsiTheme="majorHAnsi" w:cstheme="majorBidi"/>
+        <w:rFonts/>
         <w:b/>
         <w:bCs/>
       </w:rPr>
@@ -3867,14 +3681,14 @@
     </w:tblStylePr>
     <w:tblStylePr w:type="firstCol">
       <w:rPr>
-        <w:rFonts w:asciiTheme="majorHAnsi" w:eastAsiaTheme="majorEastAsia" w:hAnsiTheme="majorHAnsi" w:cstheme="majorBidi"/>
+        <w:rFonts/>
         <w:b/>
         <w:bCs/>
       </w:rPr>
     </w:tblStylePr>
     <w:tblStylePr w:type="lastCol">
       <w:rPr>
-        <w:rFonts w:asciiTheme="majorHAnsi" w:eastAsiaTheme="majorEastAsia" w:hAnsiTheme="majorHAnsi" w:cstheme="majorBidi"/>
+        <w:rFonts/>
         <w:b/>
         <w:bCs/>
       </w:rPr>
@@ -3958,7 +3772,7 @@
         <w:spacing w:before="0" w:after="0" w:line="240" w:lineRule="auto"/>
       </w:pPr>
       <w:rPr>
-        <w:rFonts w:asciiTheme="majorHAnsi" w:eastAsiaTheme="majorEastAsia" w:hAnsiTheme="majorHAnsi" w:cstheme="majorBidi"/>
+        <w:rFonts/>
         <w:b/>
         <w:bCs/>
       </w:rPr>
@@ -3979,7 +3793,7 @@
         <w:spacing w:before="0" w:after="0" w:line="240" w:lineRule="auto"/>
       </w:pPr>
       <w:rPr>
-        <w:rFonts w:asciiTheme="majorHAnsi" w:eastAsiaTheme="majorEastAsia" w:hAnsiTheme="majorHAnsi" w:cstheme="majorBidi"/>
+        <w:rFonts/>
         <w:b/>
         <w:bCs/>
       </w:rPr>
@@ -3997,14 +3811,14 @@
     </w:tblStylePr>
     <w:tblStylePr w:type="firstCol">
       <w:rPr>
-        <w:rFonts w:asciiTheme="majorHAnsi" w:eastAsiaTheme="majorEastAsia" w:hAnsiTheme="majorHAnsi" w:cstheme="majorBidi"/>
+        <w:rFonts/>
         <w:b/>
         <w:bCs/>
       </w:rPr>
     </w:tblStylePr>
     <w:tblStylePr w:type="lastCol">
       <w:rPr>
-        <w:rFonts w:asciiTheme="majorHAnsi" w:eastAsiaTheme="majorEastAsia" w:hAnsiTheme="majorHAnsi" w:cstheme="majorBidi"/>
+        <w:rFonts/>
         <w:b/>
         <w:bCs/>
       </w:rPr>
@@ -4088,7 +3902,7 @@
         <w:spacing w:before="0" w:after="0" w:line="240" w:lineRule="auto"/>
       </w:pPr>
       <w:rPr>
-        <w:rFonts w:asciiTheme="majorHAnsi" w:eastAsiaTheme="majorEastAsia" w:hAnsiTheme="majorHAnsi" w:cstheme="majorBidi"/>
+        <w:rFonts/>
         <w:b/>
         <w:bCs/>
       </w:rPr>
@@ -4109,7 +3923,7 @@
         <w:spacing w:before="0" w:after="0" w:line="240" w:lineRule="auto"/>
       </w:pPr>
       <w:rPr>
-        <w:rFonts w:asciiTheme="majorHAnsi" w:eastAsiaTheme="majorEastAsia" w:hAnsiTheme="majorHAnsi" w:cstheme="majorBidi"/>
+        <w:rFonts/>
         <w:b/>
         <w:bCs/>
       </w:rPr>
@@ -4127,14 +3941,14 @@
     </w:tblStylePr>
     <w:tblStylePr w:type="firstCol">
       <w:rPr>
-        <w:rFonts w:asciiTheme="majorHAnsi" w:eastAsiaTheme="majorEastAsia" w:hAnsiTheme="majorHAnsi" w:cstheme="majorBidi"/>
+        <w:rFonts/>
         <w:b/>
         <w:bCs/>
       </w:rPr>
     </w:tblStylePr>
     <w:tblStylePr w:type="lastCol">
       <w:rPr>
-        <w:rFonts w:asciiTheme="majorHAnsi" w:eastAsiaTheme="majorEastAsia" w:hAnsiTheme="majorHAnsi" w:cstheme="majorBidi"/>
+        <w:rFonts/>
         <w:b/>
         <w:bCs/>
       </w:rPr>
@@ -5999,7 +5813,7 @@
     </w:tblPr>
     <w:tblStylePr w:type="firstRow">
       <w:rPr>
-        <w:rFonts w:asciiTheme="majorHAnsi" w:eastAsiaTheme="majorEastAsia" w:hAnsiTheme="majorHAnsi" w:cstheme="majorBidi"/>
+        <w:rFonts/>
       </w:rPr>
       <w:tblPr/>
       <w:tcPr>
@@ -6083,7 +5897,7 @@
     </w:tblPr>
     <w:tblStylePr w:type="firstRow">
       <w:rPr>
-        <w:rFonts w:asciiTheme="majorHAnsi" w:eastAsiaTheme="majorEastAsia" w:hAnsiTheme="majorHAnsi" w:cstheme="majorBidi"/>
+        <w:rFonts/>
       </w:rPr>
       <w:tblPr/>
       <w:tcPr>
@@ -6167,7 +5981,7 @@
     </w:tblPr>
     <w:tblStylePr w:type="firstRow">
       <w:rPr>
-        <w:rFonts w:asciiTheme="majorHAnsi" w:eastAsiaTheme="majorEastAsia" w:hAnsiTheme="majorHAnsi" w:cstheme="majorBidi"/>
+        <w:rFonts/>
       </w:rPr>
       <w:tblPr/>
       <w:tcPr>
@@ -6251,7 +6065,7 @@
     </w:tblPr>
     <w:tblStylePr w:type="firstRow">
       <w:rPr>
-        <w:rFonts w:asciiTheme="majorHAnsi" w:eastAsiaTheme="majorEastAsia" w:hAnsiTheme="majorHAnsi" w:cstheme="majorBidi"/>
+        <w:rFonts/>
       </w:rPr>
       <w:tblPr/>
       <w:tcPr>
@@ -6335,7 +6149,7 @@
     </w:tblPr>
     <w:tblStylePr w:type="firstRow">
       <w:rPr>
-        <w:rFonts w:asciiTheme="majorHAnsi" w:eastAsiaTheme="majorEastAsia" w:hAnsiTheme="majorHAnsi" w:cstheme="majorBidi"/>
+        <w:rFonts/>
       </w:rPr>
       <w:tblPr/>
       <w:tcPr>
@@ -6419,7 +6233,7 @@
     </w:tblPr>
     <w:tblStylePr w:type="firstRow">
       <w:rPr>
-        <w:rFonts w:asciiTheme="majorHAnsi" w:eastAsiaTheme="majorEastAsia" w:hAnsiTheme="majorHAnsi" w:cstheme="majorBidi"/>
+        <w:rFonts/>
       </w:rPr>
       <w:tblPr/>
       <w:tcPr>
@@ -6503,7 +6317,7 @@
     </w:tblPr>
     <w:tblStylePr w:type="firstRow">
       <w:rPr>
-        <w:rFonts w:asciiTheme="majorHAnsi" w:eastAsiaTheme="majorEastAsia" w:hAnsiTheme="majorHAnsi" w:cstheme="majorBidi"/>
+        <w:rFonts/>
       </w:rPr>
       <w:tblPr/>
       <w:tcPr>
@@ -6568,7 +6382,7 @@
       <w:spacing w:after="0" w:line="240" w:lineRule="auto"/>
     </w:pPr>
     <w:rPr>
-      <w:rFonts w:asciiTheme="majorHAnsi" w:eastAsiaTheme="majorEastAsia" w:hAnsiTheme="majorHAnsi" w:cstheme="majorBidi"/>
+      <w:rFonts/>
       <w:color w:val="000000" w:themeColor="text1"/>
     </w:rPr>
     <w:tblPr>
@@ -6696,7 +6510,7 @@
       <w:spacing w:after="0" w:line="240" w:lineRule="auto"/>
     </w:pPr>
     <w:rPr>
-      <w:rFonts w:asciiTheme="majorHAnsi" w:eastAsiaTheme="majorEastAsia" w:hAnsiTheme="majorHAnsi" w:cstheme="majorBidi"/>
+      <w:rFonts/>
       <w:color w:val="000000" w:themeColor="text1"/>
     </w:rPr>
     <w:tblPr>
@@ -6824,7 +6638,7 @@
       <w:spacing w:after="0" w:line="240" w:lineRule="auto"/>
     </w:pPr>
     <w:rPr>
-      <w:rFonts w:asciiTheme="majorHAnsi" w:eastAsiaTheme="majorEastAsia" w:hAnsiTheme="majorHAnsi" w:cstheme="majorBidi"/>
+      <w:rFonts/>
       <w:color w:val="000000" w:themeColor="text1"/>
     </w:rPr>
     <w:tblPr>
@@ -6952,7 +6766,7 @@
       <w:spacing w:after="0" w:line="240" w:lineRule="auto"/>
     </w:pPr>
     <w:rPr>
-      <w:rFonts w:asciiTheme="majorHAnsi" w:eastAsiaTheme="majorEastAsia" w:hAnsiTheme="majorHAnsi" w:cstheme="majorBidi"/>
+      <w:rFonts/>
       <w:color w:val="000000" w:themeColor="text1"/>
     </w:rPr>
     <w:tblPr>
@@ -7080,7 +6894,7 @@
       <w:spacing w:after="0" w:line="240" w:lineRule="auto"/>
     </w:pPr>
     <w:rPr>
-      <w:rFonts w:asciiTheme="majorHAnsi" w:eastAsiaTheme="majorEastAsia" w:hAnsiTheme="majorHAnsi" w:cstheme="majorBidi"/>
+      <w:rFonts/>
       <w:color w:val="000000" w:themeColor="text1"/>
     </w:rPr>
     <w:tblPr>
@@ -7208,7 +7022,7 @@
       <w:spacing w:after="0" w:line="240" w:lineRule="auto"/>
     </w:pPr>
     <w:rPr>
-      <w:rFonts w:asciiTheme="majorHAnsi" w:eastAsiaTheme="majorEastAsia" w:hAnsiTheme="majorHAnsi" w:cstheme="majorBidi"/>
+      <w:rFonts/>
       <w:color w:val="000000" w:themeColor="text1"/>
     </w:rPr>
     <w:tblPr>
@@ -7336,7 +7150,7 @@
       <w:spacing w:after="0" w:line="240" w:lineRule="auto"/>
     </w:pPr>
     <w:rPr>
-      <w:rFonts w:asciiTheme="majorHAnsi" w:eastAsiaTheme="majorEastAsia" w:hAnsiTheme="majorHAnsi" w:cstheme="majorBidi"/>
+      <w:rFonts/>
       <w:color w:val="000000" w:themeColor="text1"/>
     </w:rPr>
     <w:tblPr>
@@ -7975,7 +7789,7 @@
       <w:spacing w:after="0" w:line="240" w:lineRule="auto"/>
     </w:pPr>
     <w:rPr>
-      <w:rFonts w:asciiTheme="majorHAnsi" w:eastAsiaTheme="majorEastAsia" w:hAnsiTheme="majorHAnsi" w:cstheme="majorBidi"/>
+      <w:rFonts/>
       <w:color w:val="000000" w:themeColor="text1"/>
     </w:rPr>
     <w:tblPr>
@@ -8100,7 +7914,7 @@
       <w:spacing w:after="0" w:line="240" w:lineRule="auto"/>
     </w:pPr>
     <w:rPr>
-      <w:rFonts w:asciiTheme="majorHAnsi" w:eastAsiaTheme="majorEastAsia" w:hAnsiTheme="majorHAnsi" w:cstheme="majorBidi"/>
+      <w:rFonts/>
       <w:color w:val="000000" w:themeColor="text1"/>
     </w:rPr>
     <w:tblPr>
@@ -8225,7 +8039,7 @@
       <w:spacing w:after="0" w:line="240" w:lineRule="auto"/>
     </w:pPr>
     <w:rPr>
-      <w:rFonts w:asciiTheme="majorHAnsi" w:eastAsiaTheme="majorEastAsia" w:hAnsiTheme="majorHAnsi" w:cstheme="majorBidi"/>
+      <w:rFonts/>
       <w:color w:val="000000" w:themeColor="text1"/>
     </w:rPr>
     <w:tblPr>
@@ -8350,7 +8164,7 @@
       <w:spacing w:after="0" w:line="240" w:lineRule="auto"/>
     </w:pPr>
     <w:rPr>
-      <w:rFonts w:asciiTheme="majorHAnsi" w:eastAsiaTheme="majorEastAsia" w:hAnsiTheme="majorHAnsi" w:cstheme="majorBidi"/>
+      <w:rFonts/>
       <w:color w:val="000000" w:themeColor="text1"/>
     </w:rPr>
     <w:tblPr>
@@ -8475,7 +8289,7 @@
       <w:spacing w:after="0" w:line="240" w:lineRule="auto"/>
     </w:pPr>
     <w:rPr>
-      <w:rFonts w:asciiTheme="majorHAnsi" w:eastAsiaTheme="majorEastAsia" w:hAnsiTheme="majorHAnsi" w:cstheme="majorBidi"/>
+      <w:rFonts/>
       <w:color w:val="000000" w:themeColor="text1"/>
     </w:rPr>
     <w:tblPr>
@@ -8600,7 +8414,7 @@
       <w:spacing w:after="0" w:line="240" w:lineRule="auto"/>
     </w:pPr>
     <w:rPr>
-      <w:rFonts w:asciiTheme="majorHAnsi" w:eastAsiaTheme="majorEastAsia" w:hAnsiTheme="majorHAnsi" w:cstheme="majorBidi"/>
+      <w:rFonts/>
       <w:color w:val="000000" w:themeColor="text1"/>
     </w:rPr>
     <w:tblPr>
@@ -8725,7 +8539,7 @@
       <w:spacing w:after="0" w:line="240" w:lineRule="auto"/>
     </w:pPr>
     <w:rPr>
-      <w:rFonts w:asciiTheme="majorHAnsi" w:eastAsiaTheme="majorEastAsia" w:hAnsiTheme="majorHAnsi" w:cstheme="majorBidi"/>
+      <w:rFonts/>
       <w:color w:val="000000" w:themeColor="text1"/>
     </w:rPr>
     <w:tblPr>
